--- a/static/manuals/ODM_2027_Nomination_System_User_Manual_V1.docx
+++ b/static/manuals/ODM_2027_Nomination_System_User_Manual_V1.docx
@@ -133,6 +133,10 @@
         <w:gridCol w:w="4997"/>
       </w:tblGrid>
       <w:tr>
+        <w:trPr>
+          <w:tblHeader w:val="true"/>
+          <w:cantSplit/>
+        </w:trPr>
         <w:tc>
           <w:tcPr>
             <w:tcW w:type="dxa" w:w="2160"/>
@@ -167,11 +171,11 @@
             </w:r>
           </w:p>
         </w:tc>
-        <w:trPr>
-          <w:tblHeader/>
-        </w:trPr>
       </w:tr>
       <w:tr>
+        <w:trPr>
+          <w:cantSplit/>
+        </w:trPr>
         <w:tc>
           <w:tcPr>
             <w:tcW w:type="dxa" w:w="2160"/>
@@ -210,6 +214,9 @@
         </w:tc>
       </w:tr>
       <w:tr>
+        <w:trPr>
+          <w:cantSplit/>
+        </w:trPr>
         <w:tc>
           <w:tcPr>
             <w:tcW w:type="dxa" w:w="2160"/>
@@ -248,6 +255,9 @@
         </w:tc>
       </w:tr>
       <w:tr>
+        <w:trPr>
+          <w:cantSplit/>
+        </w:trPr>
         <w:tc>
           <w:tcPr>
             <w:tcW w:type="dxa" w:w="2160"/>
@@ -286,6 +296,9 @@
         </w:tc>
       </w:tr>
       <w:tr>
+        <w:trPr>
+          <w:cantSplit/>
+        </w:trPr>
         <w:tc>
           <w:tcPr>
             <w:tcW w:type="dxa" w:w="2160"/>
@@ -324,6 +337,9 @@
         </w:tc>
       </w:tr>
       <w:tr>
+        <w:trPr>
+          <w:cantSplit/>
+        </w:trPr>
         <w:tc>
           <w:tcPr>
             <w:tcW w:type="dxa" w:w="2160"/>
@@ -566,6 +582,10 @@
         <w:gridCol w:w="3331"/>
       </w:tblGrid>
       <w:tr>
+        <w:trPr>
+          <w:tblHeader w:val="true"/>
+          <w:cantSplit/>
+        </w:trPr>
         <w:tc>
           <w:tcPr>
             <w:tcW w:type="dxa" w:w="1728"/>
@@ -617,11 +637,11 @@
             </w:r>
           </w:p>
         </w:tc>
-        <w:trPr>
-          <w:tblHeader/>
-        </w:trPr>
       </w:tr>
       <w:tr>
+        <w:trPr>
+          <w:cantSplit/>
+        </w:trPr>
         <w:tc>
           <w:tcPr>
             <w:tcW w:type="dxa" w:w="1728"/>
@@ -678,6 +698,9 @@
         </w:tc>
       </w:tr>
       <w:tr>
+        <w:trPr>
+          <w:cantSplit/>
+        </w:trPr>
         <w:tc>
           <w:tcPr>
             <w:tcW w:type="dxa" w:w="1728"/>
@@ -734,6 +757,9 @@
         </w:tc>
       </w:tr>
       <w:tr>
+        <w:trPr>
+          <w:cantSplit/>
+        </w:trPr>
         <w:tc>
           <w:tcPr>
             <w:tcW w:type="dxa" w:w="1728"/>
@@ -790,6 +816,9 @@
         </w:tc>
       </w:tr>
       <w:tr>
+        <w:trPr>
+          <w:cantSplit/>
+        </w:trPr>
         <w:tc>
           <w:tcPr>
             <w:tcW w:type="dxa" w:w="1728"/>
@@ -846,6 +875,9 @@
         </w:tc>
       </w:tr>
       <w:tr>
+        <w:trPr>
+          <w:cantSplit/>
+        </w:trPr>
         <w:tc>
           <w:tcPr>
             <w:tcW w:type="dxa" w:w="1728"/>
@@ -902,6 +934,9 @@
         </w:tc>
       </w:tr>
       <w:tr>
+        <w:trPr>
+          <w:cantSplit/>
+        </w:trPr>
         <w:tc>
           <w:tcPr>
             <w:tcW w:type="dxa" w:w="1728"/>
@@ -958,6 +993,9 @@
         </w:tc>
       </w:tr>
       <w:tr>
+        <w:trPr>
+          <w:cantSplit/>
+        </w:trPr>
         <w:tc>
           <w:tcPr>
             <w:tcW w:type="dxa" w:w="1728"/>
@@ -1014,6 +1052,9 @@
         </w:tc>
       </w:tr>
       <w:tr>
+        <w:trPr>
+          <w:cantSplit/>
+        </w:trPr>
         <w:tc>
           <w:tcPr>
             <w:tcW w:type="dxa" w:w="1728"/>
@@ -1099,6 +1140,10 @@
         <w:gridCol w:w="3331"/>
       </w:tblGrid>
       <w:tr>
+        <w:trPr>
+          <w:tblHeader w:val="true"/>
+          <w:cantSplit/>
+        </w:trPr>
         <w:tc>
           <w:tcPr>
             <w:tcW w:type="dxa" w:w="1944"/>
@@ -1150,11 +1195,11 @@
             </w:r>
           </w:p>
         </w:tc>
-        <w:trPr>
-          <w:tblHeader/>
-        </w:trPr>
       </w:tr>
       <w:tr>
+        <w:trPr>
+          <w:cantSplit/>
+        </w:trPr>
         <w:tc>
           <w:tcPr>
             <w:tcW w:type="dxa" w:w="1944"/>
@@ -1211,6 +1256,9 @@
         </w:tc>
       </w:tr>
       <w:tr>
+        <w:trPr>
+          <w:cantSplit/>
+        </w:trPr>
         <w:tc>
           <w:tcPr>
             <w:tcW w:type="dxa" w:w="1944"/>
@@ -1267,6 +1315,9 @@
         </w:tc>
       </w:tr>
       <w:tr>
+        <w:trPr>
+          <w:cantSplit/>
+        </w:trPr>
         <w:tc>
           <w:tcPr>
             <w:tcW w:type="dxa" w:w="1944"/>
@@ -1323,6 +1374,9 @@
         </w:tc>
       </w:tr>
       <w:tr>
+        <w:trPr>
+          <w:cantSplit/>
+        </w:trPr>
         <w:tc>
           <w:tcPr>
             <w:tcW w:type="dxa" w:w="1944"/>
@@ -1379,6 +1433,9 @@
         </w:tc>
       </w:tr>
       <w:tr>
+        <w:trPr>
+          <w:cantSplit/>
+        </w:trPr>
         <w:tc>
           <w:tcPr>
             <w:tcW w:type="dxa" w:w="1944"/>
@@ -1435,6 +1492,9 @@
         </w:tc>
       </w:tr>
       <w:tr>
+        <w:trPr>
+          <w:cantSplit/>
+        </w:trPr>
         <w:tc>
           <w:tcPr>
             <w:tcW w:type="dxa" w:w="1944"/>
@@ -1520,6 +1580,10 @@
         <w:gridCol w:w="3331"/>
       </w:tblGrid>
       <w:tr>
+        <w:trPr>
+          <w:tblHeader w:val="true"/>
+          <w:cantSplit/>
+        </w:trPr>
         <w:tc>
           <w:tcPr>
             <w:tcW w:type="dxa" w:w="2016"/>
@@ -1571,11 +1635,11 @@
             </w:r>
           </w:p>
         </w:tc>
-        <w:trPr>
-          <w:tblHeader/>
-        </w:trPr>
       </w:tr>
       <w:tr>
+        <w:trPr>
+          <w:cantSplit/>
+        </w:trPr>
         <w:tc>
           <w:tcPr>
             <w:tcW w:type="dxa" w:w="2016"/>
@@ -1632,6 +1696,9 @@
         </w:tc>
       </w:tr>
       <w:tr>
+        <w:trPr>
+          <w:cantSplit/>
+        </w:trPr>
         <w:tc>
           <w:tcPr>
             <w:tcW w:type="dxa" w:w="2016"/>
@@ -1688,6 +1755,9 @@
         </w:tc>
       </w:tr>
       <w:tr>
+        <w:trPr>
+          <w:cantSplit/>
+        </w:trPr>
         <w:tc>
           <w:tcPr>
             <w:tcW w:type="dxa" w:w="2016"/>
@@ -1744,6 +1814,9 @@
         </w:tc>
       </w:tr>
       <w:tr>
+        <w:trPr>
+          <w:cantSplit/>
+        </w:trPr>
         <w:tc>
           <w:tcPr>
             <w:tcW w:type="dxa" w:w="2016"/>
@@ -1800,6 +1873,9 @@
         </w:tc>
       </w:tr>
       <w:tr>
+        <w:trPr>
+          <w:cantSplit/>
+        </w:trPr>
         <w:tc>
           <w:tcPr>
             <w:tcW w:type="dxa" w:w="2016"/>
@@ -1856,6 +1932,9 @@
         </w:tc>
       </w:tr>
       <w:tr>
+        <w:trPr>
+          <w:cantSplit/>
+        </w:trPr>
         <w:tc>
           <w:tcPr>
             <w:tcW w:type="dxa" w:w="2016"/>
@@ -1912,6 +1991,9 @@
         </w:tc>
       </w:tr>
       <w:tr>
+        <w:trPr>
+          <w:cantSplit/>
+        </w:trPr>
         <w:tc>
           <w:tcPr>
             <w:tcW w:type="dxa" w:w="2016"/>
@@ -2559,6 +2641,10 @@
         <w:gridCol w:w="4997"/>
       </w:tblGrid>
       <w:tr>
+        <w:trPr>
+          <w:tblHeader w:val="true"/>
+          <w:cantSplit/>
+        </w:trPr>
         <w:tc>
           <w:tcPr>
             <w:tcW w:type="dxa" w:w="3240"/>
@@ -2593,11 +2679,11 @@
             </w:r>
           </w:p>
         </w:tc>
-        <w:trPr>
-          <w:tblHeader/>
-        </w:trPr>
       </w:tr>
       <w:tr>
+        <w:trPr>
+          <w:cantSplit/>
+        </w:trPr>
         <w:tc>
           <w:tcPr>
             <w:tcW w:type="dxa" w:w="3240"/>
@@ -2636,6 +2722,9 @@
         </w:tc>
       </w:tr>
       <w:tr>
+        <w:trPr>
+          <w:cantSplit/>
+        </w:trPr>
         <w:tc>
           <w:tcPr>
             <w:tcW w:type="dxa" w:w="3240"/>
@@ -2674,6 +2763,9 @@
         </w:tc>
       </w:tr>
       <w:tr>
+        <w:trPr>
+          <w:cantSplit/>
+        </w:trPr>
         <w:tc>
           <w:tcPr>
             <w:tcW w:type="dxa" w:w="3240"/>
@@ -2712,6 +2804,9 @@
         </w:tc>
       </w:tr>
       <w:tr>
+        <w:trPr>
+          <w:cantSplit/>
+        </w:trPr>
         <w:tc>
           <w:tcPr>
             <w:tcW w:type="dxa" w:w="3240"/>
@@ -2750,6 +2845,9 @@
         </w:tc>
       </w:tr>
       <w:tr>
+        <w:trPr>
+          <w:cantSplit/>
+        </w:trPr>
         <w:tc>
           <w:tcPr>
             <w:tcW w:type="dxa" w:w="3240"/>
@@ -2788,6 +2886,9 @@
         </w:tc>
       </w:tr>
       <w:tr>
+        <w:trPr>
+          <w:cantSplit/>
+        </w:trPr>
         <w:tc>
           <w:tcPr>
             <w:tcW w:type="dxa" w:w="3240"/>
@@ -2826,6 +2927,9 @@
         </w:tc>
       </w:tr>
       <w:tr>
+        <w:trPr>
+          <w:cantSplit/>
+        </w:trPr>
         <w:tc>
           <w:tcPr>
             <w:tcW w:type="dxa" w:w="3240"/>
@@ -3337,6 +3441,10 @@
         <w:gridCol w:w="4997"/>
       </w:tblGrid>
       <w:tr>
+        <w:trPr>
+          <w:tblHeader w:val="true"/>
+          <w:cantSplit/>
+        </w:trPr>
         <w:tc>
           <w:tcPr>
             <w:tcW w:type="dxa" w:w="3960"/>
@@ -3371,11 +3479,11 @@
             </w:r>
           </w:p>
         </w:tc>
-        <w:trPr>
-          <w:tblHeader/>
-        </w:trPr>
       </w:tr>
       <w:tr>
+        <w:trPr>
+          <w:cantSplit/>
+        </w:trPr>
         <w:tc>
           <w:tcPr>
             <w:tcW w:type="dxa" w:w="3960"/>
@@ -3414,6 +3522,9 @@
         </w:tc>
       </w:tr>
       <w:tr>
+        <w:trPr>
+          <w:cantSplit/>
+        </w:trPr>
         <w:tc>
           <w:tcPr>
             <w:tcW w:type="dxa" w:w="3960"/>
@@ -3452,6 +3563,9 @@
         </w:tc>
       </w:tr>
       <w:tr>
+        <w:trPr>
+          <w:cantSplit/>
+        </w:trPr>
         <w:tc>
           <w:tcPr>
             <w:tcW w:type="dxa" w:w="3960"/>
@@ -3490,6 +3604,9 @@
         </w:tc>
       </w:tr>
       <w:tr>
+        <w:trPr>
+          <w:cantSplit/>
+        </w:trPr>
         <w:tc>
           <w:tcPr>
             <w:tcW w:type="dxa" w:w="3960"/>
@@ -3528,6 +3645,9 @@
         </w:tc>
       </w:tr>
       <w:tr>
+        <w:trPr>
+          <w:cantSplit/>
+        </w:trPr>
         <w:tc>
           <w:tcPr>
             <w:tcW w:type="dxa" w:w="3960"/>
@@ -3566,6 +3686,9 @@
         </w:tc>
       </w:tr>
       <w:tr>
+        <w:trPr>
+          <w:cantSplit/>
+        </w:trPr>
         <w:tc>
           <w:tcPr>
             <w:tcW w:type="dxa" w:w="3960"/>
@@ -3738,6 +3861,10 @@
         <w:gridCol w:w="4997"/>
       </w:tblGrid>
       <w:tr>
+        <w:trPr>
+          <w:tblHeader w:val="true"/>
+          <w:cantSplit/>
+        </w:trPr>
         <w:tc>
           <w:tcPr>
             <w:tcW w:type="dxa" w:w="2952"/>
@@ -3772,11 +3899,11 @@
             </w:r>
           </w:p>
         </w:tc>
-        <w:trPr>
-          <w:tblHeader/>
-        </w:trPr>
       </w:tr>
       <w:tr>
+        <w:trPr>
+          <w:cantSplit/>
+        </w:trPr>
         <w:tc>
           <w:tcPr>
             <w:tcW w:type="dxa" w:w="2952"/>
@@ -3815,6 +3942,9 @@
         </w:tc>
       </w:tr>
       <w:tr>
+        <w:trPr>
+          <w:cantSplit/>
+        </w:trPr>
         <w:tc>
           <w:tcPr>
             <w:tcW w:type="dxa" w:w="2952"/>
@@ -3853,6 +3983,9 @@
         </w:tc>
       </w:tr>
       <w:tr>
+        <w:trPr>
+          <w:cantSplit/>
+        </w:trPr>
         <w:tc>
           <w:tcPr>
             <w:tcW w:type="dxa" w:w="2952"/>
@@ -3891,6 +4024,9 @@
         </w:tc>
       </w:tr>
       <w:tr>
+        <w:trPr>
+          <w:cantSplit/>
+        </w:trPr>
         <w:tc>
           <w:tcPr>
             <w:tcW w:type="dxa" w:w="2952"/>
@@ -3929,6 +4065,9 @@
         </w:tc>
       </w:tr>
       <w:tr>
+        <w:trPr>
+          <w:cantSplit/>
+        </w:trPr>
         <w:tc>
           <w:tcPr>
             <w:tcW w:type="dxa" w:w="2952"/>
@@ -3967,6 +4106,9 @@
         </w:tc>
       </w:tr>
       <w:tr>
+        <w:trPr>
+          <w:cantSplit/>
+        </w:trPr>
         <w:tc>
           <w:tcPr>
             <w:tcW w:type="dxa" w:w="2952"/>
@@ -4005,6 +4147,9 @@
         </w:tc>
       </w:tr>
       <w:tr>
+        <w:trPr>
+          <w:cantSplit/>
+        </w:trPr>
         <w:tc>
           <w:tcPr>
             <w:tcW w:type="dxa" w:w="2952"/>
@@ -4355,6 +4500,10 @@
         <w:gridCol w:w="3331"/>
       </w:tblGrid>
       <w:tr>
+        <w:trPr>
+          <w:tblHeader w:val="true"/>
+          <w:cantSplit/>
+        </w:trPr>
         <w:tc>
           <w:tcPr>
             <w:tcW w:type="dxa" w:w="2232"/>
@@ -4406,11 +4555,11 @@
             </w:r>
           </w:p>
         </w:tc>
-        <w:trPr>
-          <w:tblHeader/>
-        </w:trPr>
       </w:tr>
       <w:tr>
+        <w:trPr>
+          <w:cantSplit/>
+        </w:trPr>
         <w:tc>
           <w:tcPr>
             <w:tcW w:type="dxa" w:w="2232"/>
@@ -4467,6 +4616,9 @@
         </w:tc>
       </w:tr>
       <w:tr>
+        <w:trPr>
+          <w:cantSplit/>
+        </w:trPr>
         <w:tc>
           <w:tcPr>
             <w:tcW w:type="dxa" w:w="2232"/>
@@ -4523,6 +4675,9 @@
         </w:tc>
       </w:tr>
       <w:tr>
+        <w:trPr>
+          <w:cantSplit/>
+        </w:trPr>
         <w:tc>
           <w:tcPr>
             <w:tcW w:type="dxa" w:w="2232"/>
@@ -4579,6 +4734,9 @@
         </w:tc>
       </w:tr>
       <w:tr>
+        <w:trPr>
+          <w:cantSplit/>
+        </w:trPr>
         <w:tc>
           <w:tcPr>
             <w:tcW w:type="dxa" w:w="2232"/>
@@ -4635,6 +4793,9 @@
         </w:tc>
       </w:tr>
       <w:tr>
+        <w:trPr>
+          <w:cantSplit/>
+        </w:trPr>
         <w:tc>
           <w:tcPr>
             <w:tcW w:type="dxa" w:w="2232"/>
@@ -4691,6 +4852,9 @@
         </w:tc>
       </w:tr>
       <w:tr>
+        <w:trPr>
+          <w:cantSplit/>
+        </w:trPr>
         <w:tc>
           <w:tcPr>
             <w:tcW w:type="dxa" w:w="2232"/>
@@ -5477,6 +5641,10 @@
         <w:gridCol w:w="4997"/>
       </w:tblGrid>
       <w:tr>
+        <w:trPr>
+          <w:tblHeader w:val="true"/>
+          <w:cantSplit/>
+        </w:trPr>
         <w:tc>
           <w:tcPr>
             <w:tcW w:type="dxa" w:w="4032"/>
@@ -5511,11 +5679,11 @@
             </w:r>
           </w:p>
         </w:tc>
-        <w:trPr>
-          <w:tblHeader/>
-        </w:trPr>
       </w:tr>
       <w:tr>
+        <w:trPr>
+          <w:cantSplit/>
+        </w:trPr>
         <w:tc>
           <w:tcPr>
             <w:tcW w:type="dxa" w:w="4032"/>
@@ -5554,6 +5722,9 @@
         </w:tc>
       </w:tr>
       <w:tr>
+        <w:trPr>
+          <w:cantSplit/>
+        </w:trPr>
         <w:tc>
           <w:tcPr>
             <w:tcW w:type="dxa" w:w="4032"/>
@@ -5592,6 +5763,9 @@
         </w:tc>
       </w:tr>
       <w:tr>
+        <w:trPr>
+          <w:cantSplit/>
+        </w:trPr>
         <w:tc>
           <w:tcPr>
             <w:tcW w:type="dxa" w:w="4032"/>
@@ -5630,6 +5804,9 @@
         </w:tc>
       </w:tr>
       <w:tr>
+        <w:trPr>
+          <w:cantSplit/>
+        </w:trPr>
         <w:tc>
           <w:tcPr>
             <w:tcW w:type="dxa" w:w="4032"/>
@@ -5668,6 +5845,9 @@
         </w:tc>
       </w:tr>
       <w:tr>
+        <w:trPr>
+          <w:cantSplit/>
+        </w:trPr>
         <w:tc>
           <w:tcPr>
             <w:tcW w:type="dxa" w:w="4032"/>
@@ -5706,6 +5886,9 @@
         </w:tc>
       </w:tr>
       <w:tr>
+        <w:trPr>
+          <w:cantSplit/>
+        </w:trPr>
         <w:tc>
           <w:tcPr>
             <w:tcW w:type="dxa" w:w="4032"/>
@@ -5744,6 +5927,9 @@
         </w:tc>
       </w:tr>
       <w:tr>
+        <w:trPr>
+          <w:cantSplit/>
+        </w:trPr>
         <w:tc>
           <w:tcPr>
             <w:tcW w:type="dxa" w:w="4032"/>
@@ -5782,6 +5968,9 @@
         </w:tc>
       </w:tr>
       <w:tr>
+        <w:trPr>
+          <w:cantSplit/>
+        </w:trPr>
         <w:tc>
           <w:tcPr>
             <w:tcW w:type="dxa" w:w="4032"/>
@@ -5820,6 +6009,9 @@
         </w:tc>
       </w:tr>
       <w:tr>
+        <w:trPr>
+          <w:cantSplit/>
+        </w:trPr>
         <w:tc>
           <w:tcPr>
             <w:tcW w:type="dxa" w:w="4032"/>
@@ -5858,6 +6050,9 @@
         </w:tc>
       </w:tr>
       <w:tr>
+        <w:trPr>
+          <w:cantSplit/>
+        </w:trPr>
         <w:tc>
           <w:tcPr>
             <w:tcW w:type="dxa" w:w="4032"/>
@@ -5896,6 +6091,9 @@
         </w:tc>
       </w:tr>
       <w:tr>
+        <w:trPr>
+          <w:cantSplit/>
+        </w:trPr>
         <w:tc>
           <w:tcPr>
             <w:tcW w:type="dxa" w:w="4032"/>
@@ -5934,6 +6132,9 @@
         </w:tc>
       </w:tr>
       <w:tr>
+        <w:trPr>
+          <w:cantSplit/>
+        </w:trPr>
         <w:tc>
           <w:tcPr>
             <w:tcW w:type="dxa" w:w="4032"/>
@@ -5972,6 +6173,9 @@
         </w:tc>
       </w:tr>
       <w:tr>
+        <w:trPr>
+          <w:cantSplit/>
+        </w:trPr>
         <w:tc>
           <w:tcPr>
             <w:tcW w:type="dxa" w:w="4032"/>
@@ -6010,6 +6214,9 @@
         </w:tc>
       </w:tr>
       <w:tr>
+        <w:trPr>
+          <w:cantSplit/>
+        </w:trPr>
         <w:tc>
           <w:tcPr>
             <w:tcW w:type="dxa" w:w="4032"/>
@@ -6048,6 +6255,9 @@
         </w:tc>
       </w:tr>
       <w:tr>
+        <w:trPr>
+          <w:cantSplit/>
+        </w:trPr>
         <w:tc>
           <w:tcPr>
             <w:tcW w:type="dxa" w:w="4032"/>
@@ -6086,6 +6296,9 @@
         </w:tc>
       </w:tr>
       <w:tr>
+        <w:trPr>
+          <w:cantSplit/>
+        </w:trPr>
         <w:tc>
           <w:tcPr>
             <w:tcW w:type="dxa" w:w="4032"/>
@@ -6124,6 +6337,9 @@
         </w:tc>
       </w:tr>
       <w:tr>
+        <w:trPr>
+          <w:cantSplit/>
+        </w:trPr>
         <w:tc>
           <w:tcPr>
             <w:tcW w:type="dxa" w:w="4032"/>
@@ -6162,6 +6378,9 @@
         </w:tc>
       </w:tr>
       <w:tr>
+        <w:trPr>
+          <w:cantSplit/>
+        </w:trPr>
         <w:tc>
           <w:tcPr>
             <w:tcW w:type="dxa" w:w="4032"/>
@@ -6229,6 +6448,10 @@
         <w:gridCol w:w="3331"/>
       </w:tblGrid>
       <w:tr>
+        <w:trPr>
+          <w:tblHeader w:val="true"/>
+          <w:cantSplit/>
+        </w:trPr>
         <w:tc>
           <w:tcPr>
             <w:tcW w:type="dxa" w:w="2520"/>
@@ -6280,11 +6503,11 @@
             </w:r>
           </w:p>
         </w:tc>
-        <w:trPr>
-          <w:tblHeader/>
-        </w:trPr>
       </w:tr>
       <w:tr>
+        <w:trPr>
+          <w:cantSplit/>
+        </w:trPr>
         <w:tc>
           <w:tcPr>
             <w:tcW w:type="dxa" w:w="2520"/>
@@ -6341,6 +6564,9 @@
         </w:tc>
       </w:tr>
       <w:tr>
+        <w:trPr>
+          <w:cantSplit/>
+        </w:trPr>
         <w:tc>
           <w:tcPr>
             <w:tcW w:type="dxa" w:w="2520"/>
@@ -6397,6 +6623,9 @@
         </w:tc>
       </w:tr>
       <w:tr>
+        <w:trPr>
+          <w:cantSplit/>
+        </w:trPr>
         <w:tc>
           <w:tcPr>
             <w:tcW w:type="dxa" w:w="2520"/>
@@ -6453,6 +6682,9 @@
         </w:tc>
       </w:tr>
       <w:tr>
+        <w:trPr>
+          <w:cantSplit/>
+        </w:trPr>
         <w:tc>
           <w:tcPr>
             <w:tcW w:type="dxa" w:w="2520"/>
@@ -6509,6 +6741,9 @@
         </w:tc>
       </w:tr>
       <w:tr>
+        <w:trPr>
+          <w:cantSplit/>
+        </w:trPr>
         <w:tc>
           <w:tcPr>
             <w:tcW w:type="dxa" w:w="2520"/>
@@ -6565,6 +6800,9 @@
         </w:tc>
       </w:tr>
       <w:tr>
+        <w:trPr>
+          <w:cantSplit/>
+        </w:trPr>
         <w:tc>
           <w:tcPr>
             <w:tcW w:type="dxa" w:w="2520"/>
@@ -6621,6 +6859,9 @@
         </w:tc>
       </w:tr>
       <w:tr>
+        <w:trPr>
+          <w:cantSplit/>
+        </w:trPr>
         <w:tc>
           <w:tcPr>
             <w:tcW w:type="dxa" w:w="2520"/>
@@ -6677,6 +6918,9 @@
         </w:tc>
       </w:tr>
       <w:tr>
+        <w:trPr>
+          <w:cantSplit/>
+        </w:trPr>
         <w:tc>
           <w:tcPr>
             <w:tcW w:type="dxa" w:w="2520"/>
@@ -6733,6 +6977,9 @@
         </w:tc>
       </w:tr>
       <w:tr>
+        <w:trPr>
+          <w:cantSplit/>
+        </w:trPr>
         <w:tc>
           <w:tcPr>
             <w:tcW w:type="dxa" w:w="2520"/>
@@ -6789,6 +7036,9 @@
         </w:tc>
       </w:tr>
       <w:tr>
+        <w:trPr>
+          <w:cantSplit/>
+        </w:trPr>
         <w:tc>
           <w:tcPr>
             <w:tcW w:type="dxa" w:w="2520"/>
@@ -6875,6 +7125,10 @@
         <w:gridCol w:w="2498"/>
       </w:tblGrid>
       <w:tr>
+        <w:trPr>
+          <w:tblHeader w:val="true"/>
+          <w:cantSplit/>
+        </w:trPr>
         <w:tc>
           <w:tcPr>
             <w:tcW w:type="dxa" w:w="1008"/>
@@ -6943,11 +7197,11 @@
             </w:r>
           </w:p>
         </w:tc>
-        <w:trPr>
-          <w:tblHeader/>
-        </w:trPr>
       </w:tr>
       <w:tr>
+        <w:trPr>
+          <w:cantSplit/>
+        </w:trPr>
         <w:tc>
           <w:tcPr>
             <w:tcW w:type="dxa" w:w="1008"/>
